--- a/worlds/marva-lydell/world-files/files/DB_Social_Work_Note.docx
+++ b/worlds/marva-lydell/world-files/files/DB_Social_Work_Note.docx
@@ -189,7 +189,7 @@
           <w:szCs w:val="20"/>
           <w:rtl w:val="0"/>
         </w:rPr>
-        <w:t xml:space="preserve">Living situation: [Home alone / With family / Facility — details]</w:t>
+        <w:t xml:space="preserve">Living situation: [Home alone / With family / Facility - details]</w:t>
       </w:r>
     </w:p>
     <w:p>
@@ -246,7 +246,7 @@
           <w:szCs w:val="20"/>
           <w:rtl w:val="0"/>
         </w:rPr>
-        <w:t xml:space="preserve">Safety concerns: [DV, elder abuse, neglect, substance use — or none identified]</w:t>
+        <w:t xml:space="preserve">Safety concerns: [DV, elder abuse, neglect, substance use - or none identified]</w:t>
       </w:r>
     </w:p>
     <w:p>
@@ -370,7 +370,7 @@
           <w:szCs w:val="20"/>
           <w:rtl w:val="0"/>
         </w:rPr>
-        <w:t xml:space="preserve">[Barriers identified — e.g., no caregiver, housing instability, equipment needs, insurance authorization]</w:t>
+        <w:t xml:space="preserve">[Barriers identified - e.g., no caregiver, housing instability, equipment needs, insurance authorization]</w:t>
       </w:r>
     </w:p>
     <w:p>
